--- a/素材/效果类项目素材/海盐芝士曲奇/海盐芝士曲奇资料包.docx
+++ b/素材/效果类项目素材/海盐芝士曲奇/海盐芝士曲奇资料包.docx
@@ -4,538 +4,575 @@
   <w:body>
     <w:p>
       <w:pPr>
-        <w:keepNext/>
-        <w:spacing w:after="80"/>
-        <w:jc w:val="left"/>
+        <w:pStyle w:val="Title"/>
       </w:pPr>
       <w:r>
-        <w:rPr>
-          <w:rFonts w:ascii="Microsoft YaHei" w:hAnsi="Microsoft YaHei" w:eastAsia="Microsoft YaHei"/>
-          <w:b/>
-          <w:color w:val="253247"/>
-          <w:sz w:val="42"/>
-        </w:rPr>
-        <w:t>海盐芝士曲奇产品素材制作信息</w:t>
+        <w:t>海盐芝士曲奇产品资料包</w:t>
       </w:r>
     </w:p>
     <w:p>
       <w:pPr>
-        <w:spacing w:after="240"/>
+        <w:pStyle w:val="DocumentSubtitle"/>
       </w:pPr>
       <w:r>
-        <w:rPr>
-          <w:rFonts w:ascii="Microsoft YaHei" w:hAnsi="Microsoft YaHei" w:eastAsia="Microsoft YaHei"/>
-          <w:b/>
-          <w:color w:val="C4552D"/>
-          <w:sz w:val="20"/>
-        </w:rPr>
         <w:t>效果类项目素材资料</w:t>
       </w:r>
     </w:p>
     <w:p>
       <w:pPr>
-        <w:spacing w:before="40" w:after="240" w:line="324" w:lineRule="auto"/>
-        <w:ind w:left="198" w:right="198"/>
-        <w:shd w:val="clear" w:color="auto" w:fill="FFF5EF"/>
+        <w:spacing w:after="180"/>
+      </w:pPr>
+      <w:r>
+        <w:t>本资料包只记录已确认的产品基础信息和可直接用于素材创意的卖点事实。Prompt 数量、片段时长、视觉风格、投放渠道和禁用元素在 Prompt 节点配置；画幅、分辨率和生成模型能力在视频渲染节点配置。</w:t>
+      </w:r>
+    </w:p>
+    <w:p>
+      <w:pPr>
+        <w:pStyle w:val="Heading1"/>
+      </w:pPr>
+      <w:r>
+        <w:t>产品基础信息</w:t>
+      </w:r>
+    </w:p>
+    <w:tbl>
+      <w:tblPr>
+        <w:tblW w:type="auto" w:w="0"/>
+        <w:tblLayout w:type="fixed"/>
+        <w:tblLook w:firstColumn="1" w:firstRow="1" w:lastColumn="0" w:lastRow="0" w:noHBand="0" w:noVBand="1" w:val="04A0"/>
+        <w:tblBorders>
+          <w:top w:val="single" w:sz="6" w:color="D9D9D9"/>
+          <w:left w:val="single" w:sz="6" w:color="D9D9D9"/>
+          <w:bottom w:val="single" w:sz="6" w:color="D9D9D9"/>
+          <w:right w:val="single" w:sz="6" w:color="D9D9D9"/>
+          <w:insideH w:val="single" w:sz="6" w:color="D9D9D9"/>
+          <w:insideV w:val="single" w:sz="6" w:color="D9D9D9"/>
+        </w:tblBorders>
+      </w:tblPr>
+      <w:tblGrid>
+        <w:gridCol w:w="4762"/>
+        <w:gridCol w:w="4762"/>
+      </w:tblGrid>
+      <w:tr>
+        <w:tc>
+          <w:tcPr>
+            <w:tcW w:type="dxa" w:w="1814"/>
+            <w:vAlign w:val="center"/>
+            <w:shd w:fill="EEF3F9"/>
+            <w:tcMar>
+              <w:top w:w="100" w:type="dxa"/>
+              <w:start w:w="120" w:type="dxa"/>
+              <w:bottom w:w="100" w:type="dxa"/>
+              <w:end w:w="120" w:type="dxa"/>
+            </w:tcMar>
+          </w:tcPr>
+          <w:p>
+            <w:pPr>
+              <w:spacing w:after="0"/>
+              <w:jc w:val="center"/>
+            </w:pPr>
+            <w:r>
+              <w:rPr>
+                <w:rFonts w:ascii="Microsoft YaHei" w:hAnsi="Microsoft YaHei" w:eastAsia="Microsoft YaHei"/>
+                <w:b/>
+                <w:color w:val="000000"/>
+                <w:sz w:val="20"/>
+              </w:rPr>
+              <w:t>产品品类</w:t>
+            </w:r>
+          </w:p>
+        </w:tc>
+        <w:tc>
+          <w:tcPr>
+            <w:tcW w:type="dxa" w:w="7483"/>
+            <w:vAlign w:val="center"/>
+            <w:tcMar>
+              <w:top w:w="100" w:type="dxa"/>
+              <w:start w:w="120" w:type="dxa"/>
+              <w:bottom w:w="100" w:type="dxa"/>
+              <w:end w:w="120" w:type="dxa"/>
+            </w:tcMar>
+          </w:tcPr>
+          <w:p>
+            <w:pPr>
+              <w:spacing w:after="0"/>
+            </w:pPr>
+            <w:r>
+              <w:rPr>
+                <w:rFonts w:ascii="Microsoft YaHei" w:hAnsi="Microsoft YaHei" w:eastAsia="Microsoft YaHei"/>
+                <w:b w:val="0"/>
+                <w:color w:val="000000"/>
+                <w:sz w:val="20"/>
+              </w:rPr>
+              <w:t>烘焙糕点</w:t>
+            </w:r>
+          </w:p>
+        </w:tc>
+      </w:tr>
+      <w:tr>
+        <w:tc>
+          <w:tcPr>
+            <w:tcW w:type="dxa" w:w="1814"/>
+            <w:vAlign w:val="center"/>
+            <w:shd w:fill="EEF3F9"/>
+            <w:tcMar>
+              <w:top w:w="100" w:type="dxa"/>
+              <w:start w:w="120" w:type="dxa"/>
+              <w:bottom w:w="100" w:type="dxa"/>
+              <w:end w:w="120" w:type="dxa"/>
+            </w:tcMar>
+          </w:tcPr>
+          <w:p>
+            <w:pPr>
+              <w:spacing w:after="0"/>
+              <w:jc w:val="center"/>
+            </w:pPr>
+            <w:r>
+              <w:rPr>
+                <w:rFonts w:ascii="Microsoft YaHei" w:hAnsi="Microsoft YaHei" w:eastAsia="Microsoft YaHei"/>
+                <w:b/>
+                <w:color w:val="000000"/>
+                <w:sz w:val="20"/>
+              </w:rPr>
+              <w:t>产品名称</w:t>
+            </w:r>
+          </w:p>
+        </w:tc>
+        <w:tc>
+          <w:tcPr>
+            <w:tcW w:type="dxa" w:w="7483"/>
+            <w:vAlign w:val="center"/>
+            <w:tcMar>
+              <w:top w:w="100" w:type="dxa"/>
+              <w:start w:w="120" w:type="dxa"/>
+              <w:bottom w:w="100" w:type="dxa"/>
+              <w:end w:w="120" w:type="dxa"/>
+            </w:tcMar>
+          </w:tcPr>
+          <w:p>
+            <w:pPr>
+              <w:spacing w:after="0"/>
+            </w:pPr>
+            <w:r>
+              <w:rPr>
+                <w:rFonts w:ascii="Microsoft YaHei" w:hAnsi="Microsoft YaHei" w:eastAsia="Microsoft YaHei"/>
+                <w:b w:val="0"/>
+                <w:color w:val="000000"/>
+                <w:sz w:val="20"/>
+              </w:rPr>
+              <w:t>海盐芝士曲奇</w:t>
+            </w:r>
+          </w:p>
+        </w:tc>
+      </w:tr>
+      <w:tr>
+        <w:tc>
+          <w:tcPr>
+            <w:tcW w:type="dxa" w:w="1814"/>
+            <w:vAlign w:val="center"/>
+            <w:shd w:fill="EEF3F9"/>
+            <w:tcMar>
+              <w:top w:w="100" w:type="dxa"/>
+              <w:start w:w="120" w:type="dxa"/>
+              <w:bottom w:w="100" w:type="dxa"/>
+              <w:end w:w="120" w:type="dxa"/>
+            </w:tcMar>
+          </w:tcPr>
+          <w:p>
+            <w:pPr>
+              <w:spacing w:after="0"/>
+              <w:jc w:val="center"/>
+            </w:pPr>
+            <w:r>
+              <w:rPr>
+                <w:rFonts w:ascii="Microsoft YaHei" w:hAnsi="Microsoft YaHei" w:eastAsia="Microsoft YaHei"/>
+                <w:b/>
+                <w:color w:val="000000"/>
+                <w:sz w:val="20"/>
+              </w:rPr>
+              <w:t>核心规格</w:t>
+            </w:r>
+          </w:p>
+        </w:tc>
+        <w:tc>
+          <w:tcPr>
+            <w:tcW w:type="dxa" w:w="7483"/>
+            <w:vAlign w:val="center"/>
+            <w:tcMar>
+              <w:top w:w="100" w:type="dxa"/>
+              <w:start w:w="120" w:type="dxa"/>
+              <w:bottom w:w="100" w:type="dxa"/>
+              <w:end w:w="120" w:type="dxa"/>
+            </w:tcMar>
+          </w:tcPr>
+          <w:p>
+            <w:pPr>
+              <w:spacing w:after="0"/>
+            </w:pPr>
+            <w:r>
+              <w:rPr>
+                <w:rFonts w:ascii="Microsoft YaHei" w:hAnsi="Microsoft YaHei" w:eastAsia="Microsoft YaHei"/>
+                <w:b w:val="0"/>
+                <w:color w:val="000000"/>
+                <w:sz w:val="20"/>
+              </w:rPr>
+              <w:t>180g 袋装</w:t>
+            </w:r>
+          </w:p>
+        </w:tc>
+      </w:tr>
+      <w:tr>
+        <w:tc>
+          <w:tcPr>
+            <w:tcW w:type="dxa" w:w="1814"/>
+            <w:vAlign w:val="center"/>
+            <w:shd w:fill="EEF3F9"/>
+            <w:tcMar>
+              <w:top w:w="100" w:type="dxa"/>
+              <w:start w:w="120" w:type="dxa"/>
+              <w:bottom w:w="100" w:type="dxa"/>
+              <w:end w:w="120" w:type="dxa"/>
+            </w:tcMar>
+          </w:tcPr>
+          <w:p>
+            <w:pPr>
+              <w:spacing w:after="0"/>
+              <w:jc w:val="center"/>
+            </w:pPr>
+            <w:r>
+              <w:rPr>
+                <w:rFonts w:ascii="Microsoft YaHei" w:hAnsi="Microsoft YaHei" w:eastAsia="Microsoft YaHei"/>
+                <w:b/>
+                <w:color w:val="000000"/>
+                <w:sz w:val="20"/>
+              </w:rPr>
+              <w:t>价格带</w:t>
+            </w:r>
+          </w:p>
+        </w:tc>
+        <w:tc>
+          <w:tcPr>
+            <w:tcW w:type="dxa" w:w="7483"/>
+            <w:vAlign w:val="center"/>
+            <w:tcMar>
+              <w:top w:w="100" w:type="dxa"/>
+              <w:start w:w="120" w:type="dxa"/>
+              <w:bottom w:w="100" w:type="dxa"/>
+              <w:end w:w="120" w:type="dxa"/>
+            </w:tcMar>
+          </w:tcPr>
+          <w:p>
+            <w:pPr>
+              <w:spacing w:after="0"/>
+            </w:pPr>
+            <w:r>
+              <w:rPr>
+                <w:rFonts w:ascii="Microsoft YaHei" w:hAnsi="Microsoft YaHei" w:eastAsia="Microsoft YaHei"/>
+                <w:b w:val="0"/>
+                <w:color w:val="000000"/>
+                <w:sz w:val="20"/>
+              </w:rPr>
+              <w:t>29.9 元/袋</w:t>
+            </w:r>
+          </w:p>
+        </w:tc>
+      </w:tr>
+      <w:tr>
+        <w:tc>
+          <w:tcPr>
+            <w:tcW w:type="dxa" w:w="1814"/>
+            <w:vAlign w:val="center"/>
+            <w:shd w:fill="EEF3F9"/>
+            <w:tcMar>
+              <w:top w:w="100" w:type="dxa"/>
+              <w:start w:w="120" w:type="dxa"/>
+              <w:bottom w:w="100" w:type="dxa"/>
+              <w:end w:w="120" w:type="dxa"/>
+            </w:tcMar>
+          </w:tcPr>
+          <w:p>
+            <w:pPr>
+              <w:spacing w:after="0"/>
+              <w:jc w:val="center"/>
+            </w:pPr>
+            <w:r>
+              <w:rPr>
+                <w:rFonts w:ascii="Microsoft YaHei" w:hAnsi="Microsoft YaHei" w:eastAsia="Microsoft YaHei"/>
+                <w:b/>
+                <w:color w:val="000000"/>
+                <w:sz w:val="20"/>
+              </w:rPr>
+              <w:t>核心外观特征</w:t>
+            </w:r>
+          </w:p>
+        </w:tc>
+        <w:tc>
+          <w:tcPr>
+            <w:tcW w:type="dxa" w:w="7483"/>
+            <w:vAlign w:val="center"/>
+            <w:tcMar>
+              <w:top w:w="100" w:type="dxa"/>
+              <w:start w:w="120" w:type="dxa"/>
+              <w:bottom w:w="100" w:type="dxa"/>
+              <w:end w:w="120" w:type="dxa"/>
+            </w:tcMar>
+          </w:tcPr>
+          <w:p>
+            <w:pPr>
+              <w:spacing w:after="0"/>
+            </w:pPr>
+            <w:r>
+              <w:rPr>
+                <w:rFonts w:ascii="Microsoft YaHei" w:hAnsi="Microsoft YaHei" w:eastAsia="Microsoft YaHei"/>
+                <w:b w:val="0"/>
+                <w:color w:val="000000"/>
+                <w:sz w:val="20"/>
+              </w:rPr>
+              <w:t>曲奇呈金黄色圆片状，边缘烘烤上色，表面可见细小芝士颗粒与少量海盐晶体。</w:t>
+            </w:r>
+          </w:p>
+        </w:tc>
+      </w:tr>
+    </w:tbl>
+    <w:p>
+      <w:pPr>
+        <w:pStyle w:val="Heading1"/>
+      </w:pPr>
+      <w:r>
+        <w:t>卖点</w:t>
+      </w:r>
+    </w:p>
+    <w:p>
+      <w:pPr>
+        <w:pStyle w:val="ListNumber"/>
+        <w:spacing w:after="80"/>
+        <w:ind w:left="408" w:hanging="255"/>
       </w:pPr>
       <w:r>
         <w:rPr>
           <w:rFonts w:ascii="Microsoft YaHei" w:hAnsi="Microsoft YaHei" w:eastAsia="Microsoft YaHei"/>
           <w:b w:val="0"/>
-          <w:color w:val="667085"/>
-          <w:sz w:val="19"/>
+          <w:color w:val="000000"/>
+          <w:sz w:val="21"/>
         </w:rPr>
-        <w:t>说明：本资料包只填写产品基础、卖点、用户与场景信息。时长、画幅、分辨率、投放渠道、禁用元素和视觉风格均在资料导入节点配置，本资料包不重复填写。</w:t>
+        <w:t>海盐与芝士组成鲜明的咸香风味。</w:t>
       </w:r>
     </w:p>
     <w:p>
       <w:pPr>
-        <w:pStyle w:val="Heading1"/>
-        <w:pBdr>
-          <w:bottom w:val="single" w:sz="8" w:space="4" w:color="E6C8BA"/>
-        </w:pBdr>
-      </w:pPr>
-      <w:r>
-        <w:t>产品基础层</w:t>
-      </w:r>
-    </w:p>
-    <w:p>
-      <w:pPr>
-        <w:pStyle w:val="Heading2"/>
-      </w:pPr>
-      <w:r>
-        <w:t>品类</w:t>
-      </w:r>
-    </w:p>
-    <w:p>
-      <w:pPr>
-        <w:pStyle w:val="FieldValue"/>
-      </w:pPr>
-      <w:r>
-        <w:t>烘焙糕点</w:t>
-      </w:r>
-    </w:p>
-    <w:p>
-      <w:pPr>
-        <w:pStyle w:val="Heading2"/>
-      </w:pPr>
-      <w:r>
-        <w:t>产品名称</w:t>
-      </w:r>
-    </w:p>
-    <w:p>
-      <w:pPr>
-        <w:pStyle w:val="FieldValue"/>
-      </w:pPr>
-      <w:r>
-        <w:t>海盐芝士曲奇</w:t>
-      </w:r>
-    </w:p>
-    <w:p>
-      <w:pPr>
-        <w:pStyle w:val="Heading2"/>
-      </w:pPr>
-      <w:r>
-        <w:t>核心规格</w:t>
-      </w:r>
-    </w:p>
-    <w:p>
-      <w:pPr>
-        <w:pStyle w:val="FieldValue"/>
-      </w:pPr>
-      <w:r>
-        <w:t>180g 袋装</w:t>
-      </w:r>
-    </w:p>
-    <w:p>
-      <w:pPr>
-        <w:pStyle w:val="Heading2"/>
-      </w:pPr>
-      <w:r>
-        <w:t>价格带</w:t>
-      </w:r>
-    </w:p>
-    <w:p>
-      <w:pPr>
-        <w:pStyle w:val="FieldValue"/>
-      </w:pPr>
-      <w:r>
-        <w:t>29.9 元/袋</w:t>
-      </w:r>
-    </w:p>
-    <w:p>
-      <w:pPr>
-        <w:pStyle w:val="Heading2"/>
-      </w:pPr>
-      <w:r>
-        <w:t>核心外观特征</w:t>
-      </w:r>
-    </w:p>
-    <w:p>
-      <w:pPr>
-        <w:pStyle w:val="FieldValue"/>
-      </w:pPr>
-      <w:r>
-        <w:t>曲奇呈金黄色圆片状，边缘烘烤上色，表面可见细小芝士颗粒与少量海盐晶体。</w:t>
-      </w:r>
-    </w:p>
-    <w:p>
-      <w:pPr>
-        <w:pStyle w:val="Heading1"/>
-        <w:pBdr>
-          <w:bottom w:val="single" w:sz="8" w:space="4" w:color="E6C8BA"/>
-        </w:pBdr>
-      </w:pPr>
-      <w:r>
-        <w:t>卖点分层</w:t>
-      </w:r>
-    </w:p>
-    <w:p>
-      <w:pPr>
-        <w:pStyle w:val="Heading2"/>
-      </w:pPr>
-      <w:r>
-        <w:t>核心卖点</w:t>
-      </w:r>
-    </w:p>
-    <w:p>
-      <w:pPr>
-        <w:pStyle w:val="ListBullet"/>
-      </w:pPr>
-      <w:r>
-        <w:t>海盐与芝士咸香结合</w:t>
-      </w:r>
-    </w:p>
-    <w:p>
-      <w:pPr>
-        <w:pStyle w:val="ListBullet"/>
-      </w:pPr>
-      <w:r>
-        <w:t>黄油烘焙的酥松口感</w:t>
-      </w:r>
-    </w:p>
-    <w:p>
-      <w:pPr>
-        <w:pStyle w:val="ListBullet"/>
-      </w:pPr>
-      <w:r>
-        <w:t>甜咸平衡、不易腻口</w:t>
-      </w:r>
-    </w:p>
-    <w:p>
-      <w:pPr>
-        <w:pStyle w:val="Heading2"/>
-      </w:pPr>
-      <w:r>
-        <w:t>次要卖点</w:t>
-      </w:r>
-    </w:p>
-    <w:p>
-      <w:pPr>
-        <w:pStyle w:val="ListBullet"/>
-      </w:pPr>
-      <w:r>
-        <w:t>圆片形态规整</w:t>
-      </w:r>
-    </w:p>
-    <w:p>
-      <w:pPr>
-        <w:pStyle w:val="ListBullet"/>
-      </w:pPr>
-      <w:r>
-        <w:t>断面呈细密酥松结构</w:t>
-      </w:r>
-    </w:p>
-    <w:p>
-      <w:pPr>
-        <w:pStyle w:val="ListBullet"/>
-      </w:pPr>
-      <w:r>
-        <w:t>适合咖啡、茶饮与牛奶搭配</w:t>
-      </w:r>
-    </w:p>
-    <w:p>
-      <w:pPr>
-        <w:pStyle w:val="ListBullet"/>
-      </w:pPr>
-      <w:r>
-        <w:t>小份曲奇便于分享</w:t>
-      </w:r>
-    </w:p>
-    <w:p>
-      <w:pPr>
-        <w:pStyle w:val="Heading2"/>
-      </w:pPr>
-      <w:r>
-        <w:t>辅助信任背书</w:t>
-      </w:r>
-    </w:p>
-    <w:p>
-      <w:pPr>
-        <w:pStyle w:val="FieldValue"/>
-      </w:pPr>
-      <w:r>
-        <w:t>暂无。</w:t>
-      </w:r>
-    </w:p>
-    <w:p>
-      <w:pPr>
-        <w:pStyle w:val="Heading1"/>
-        <w:pBdr>
-          <w:bottom w:val="single" w:sz="8" w:space="4" w:color="E6C8BA"/>
-        </w:pBdr>
-      </w:pPr>
-      <w:r>
-        <w:t>用户层</w:t>
-      </w:r>
-    </w:p>
-    <w:p>
-      <w:pPr>
-        <w:pStyle w:val="Heading2"/>
-      </w:pPr>
-      <w:r>
-        <w:t>目标受众画像</w:t>
-      </w:r>
-    </w:p>
-    <w:p>
-      <w:pPr>
-        <w:pStyle w:val="ListBullet"/>
-      </w:pPr>
-      <w:r>
-        <w:t>办公室零食消费者</w:t>
-      </w:r>
-    </w:p>
-    <w:p>
-      <w:pPr>
-        <w:pStyle w:val="ListBullet"/>
-      </w:pPr>
-      <w:r>
-        <w:t>甜咸口味烘焙爱好者</w:t>
-      </w:r>
-    </w:p>
-    <w:p>
-      <w:pPr>
-        <w:pStyle w:val="ListBullet"/>
-      </w:pPr>
-      <w:r>
-        <w:t>下午茶与咖啡搭配人群</w:t>
-      </w:r>
-    </w:p>
-    <w:p>
-      <w:pPr>
-        <w:pStyle w:val="ListBullet"/>
-      </w:pPr>
-      <w:r>
-        <w:t>喜欢分享装零食的家庭用户</w:t>
-      </w:r>
-    </w:p>
-    <w:p>
-      <w:pPr>
-        <w:pStyle w:val="Heading2"/>
-      </w:pPr>
-      <w:r>
-        <w:t>核心痛点</w:t>
-      </w:r>
-    </w:p>
-    <w:p>
-      <w:pPr>
-        <w:pStyle w:val="ListBullet"/>
-      </w:pPr>
-      <w:r>
-        <w:t>普通甜曲奇容易腻，希望增加咸香层次</w:t>
-      </w:r>
-    </w:p>
-    <w:p>
-      <w:pPr>
-        <w:pStyle w:val="ListBullet"/>
-      </w:pPr>
-      <w:r>
-        <w:t>下午工作间隙需要方便取食的小点心</w:t>
-      </w:r>
-    </w:p>
-    <w:p>
-      <w:pPr>
-        <w:pStyle w:val="ListBullet"/>
-      </w:pPr>
-      <w:r>
-        <w:t>担心曲奇受潮、口感不够酥松</w:t>
-      </w:r>
-    </w:p>
-    <w:p>
-      <w:pPr>
-        <w:pStyle w:val="Heading2"/>
-      </w:pPr>
-      <w:r>
-        <w:t>决策动因</w:t>
-      </w:r>
-    </w:p>
-    <w:p>
-      <w:pPr>
-        <w:pStyle w:val="ListBullet"/>
-      </w:pPr>
-      <w:r>
-        <w:t>关注海盐、芝士与黄油香气的平衡</w:t>
-      </w:r>
-    </w:p>
-    <w:p>
-      <w:pPr>
-        <w:pStyle w:val="ListBullet"/>
-      </w:pPr>
-      <w:r>
-        <w:t>看重曲奇断面的酥松程度</w:t>
-      </w:r>
-    </w:p>
-    <w:p>
-      <w:pPr>
-        <w:pStyle w:val="ListBullet"/>
-      </w:pPr>
-      <w:r>
-        <w:t>需要与咖啡、茶饮自然搭配</w:t>
-      </w:r>
-    </w:p>
-    <w:p>
-      <w:pPr>
-        <w:pStyle w:val="ListBullet"/>
-      </w:pPr>
-      <w:r>
-        <w:t>偏好适合办公室和家庭分享的规格</w:t>
-      </w:r>
-    </w:p>
-    <w:p>
-      <w:pPr>
-        <w:pStyle w:val="Heading2"/>
-      </w:pPr>
-      <w:r>
-        <w:t>营销目标</w:t>
-      </w:r>
-    </w:p>
-    <w:p>
-      <w:pPr>
-        <w:pStyle w:val="FieldValue"/>
-      </w:pPr>
-      <w:r>
-        <w:t>突出金黄烘焙色、酥松断面和甜咸层次，强化下午茶与办公室零食购买动机。</w:t>
-      </w:r>
-    </w:p>
-    <w:p>
-      <w:pPr>
-        <w:pStyle w:val="Heading1"/>
-        <w:pBdr>
-          <w:bottom w:val="single" w:sz="8" w:space="4" w:color="E6C8BA"/>
-        </w:pBdr>
-      </w:pPr>
-      <w:r>
-        <w:t>场景层</w:t>
-      </w:r>
-    </w:p>
-    <w:p>
-      <w:pPr>
-        <w:pStyle w:val="Heading2"/>
-      </w:pPr>
-      <w:r>
-        <w:t>核心使用场景</w:t>
-      </w:r>
-    </w:p>
-    <w:p>
-      <w:pPr>
-        <w:pStyle w:val="ListBullet"/>
-      </w:pPr>
-      <w:r>
-        <w:t>办公室下午茶</w:t>
-      </w:r>
-    </w:p>
-    <w:p>
-      <w:pPr>
-        <w:pStyle w:val="ListBullet"/>
-      </w:pPr>
-      <w:r>
-        <w:t>咖啡搭配</w:t>
-      </w:r>
-    </w:p>
-    <w:p>
-      <w:pPr>
-        <w:pStyle w:val="ListBullet"/>
-      </w:pPr>
-      <w:r>
-        <w:t>家庭追剧零食</w:t>
-      </w:r>
-    </w:p>
-    <w:p>
-      <w:pPr>
-        <w:pStyle w:val="ListBullet"/>
-      </w:pPr>
-      <w:r>
-        <w:t>朋友到访分享</w:t>
-      </w:r>
-    </w:p>
-    <w:p>
-      <w:pPr>
-        <w:pStyle w:val="Heading2"/>
-      </w:pPr>
-      <w:r>
-        <w:t>购买场景</w:t>
-      </w:r>
-    </w:p>
-    <w:p>
-      <w:pPr>
-        <w:pStyle w:val="ListBullet"/>
-      </w:pPr>
-      <w:r>
-        <w:t>日常零食补货</w:t>
-      </w:r>
-    </w:p>
-    <w:p>
-      <w:pPr>
-        <w:pStyle w:val="ListBullet"/>
-      </w:pPr>
-      <w:r>
-        <w:t>下午茶点心采购</w:t>
-      </w:r>
-    </w:p>
-    <w:p>
-      <w:pPr>
-        <w:pStyle w:val="ListBullet"/>
-      </w:pPr>
-      <w:r>
-        <w:t>小型聚会分享装选购</w:t>
-      </w:r>
-    </w:p>
-    <w:p>
-      <w:pPr>
-        <w:pStyle w:val="Heading2"/>
-      </w:pPr>
-      <w:r>
-        <w:t>情绪共鸣场景</w:t>
-      </w:r>
-    </w:p>
-    <w:p>
-      <w:pPr>
-        <w:pStyle w:val="ListBullet"/>
-      </w:pPr>
-      <w:r>
-        <w:t>咬下酥脆曲奇的满足感</w:t>
-      </w:r>
-    </w:p>
-    <w:p>
-      <w:pPr>
-        <w:pStyle w:val="ListBullet"/>
-      </w:pPr>
-      <w:r>
-        <w:t>午后短暂休息的轻松感</w:t>
-      </w:r>
-    </w:p>
-    <w:p>
-      <w:pPr>
-        <w:pStyle w:val="ListBullet"/>
-      </w:pPr>
-      <w:r>
-        <w:t>与同事朋友分享零食的愉悦感</w:t>
-      </w:r>
-    </w:p>
-    <w:p>
-      <w:pPr>
-        <w:spacing w:before="320" w:after="0"/>
-        <w:shd w:val="clear" w:color="auto" w:fill="F7F8FA"/>
+        <w:pStyle w:val="ListNumber"/>
+        <w:spacing w:after="80"/>
+        <w:ind w:left="408" w:hanging="255"/>
       </w:pPr>
       <w:r>
         <w:rPr>
           <w:rFonts w:ascii="Microsoft YaHei" w:hAnsi="Microsoft YaHei" w:eastAsia="Microsoft YaHei"/>
           <w:b w:val="0"/>
-          <w:color w:val="667085"/>
-          <w:sz w:val="19"/>
+          <w:color w:val="000000"/>
+          <w:sz w:val="21"/>
         </w:rPr>
-        <w:t>填写确认：以上内容由资料提供方确认，作为本次效果类项目的信息提炼依据。</w:t>
+        <w:t>黄油烘焙形成酥松口感。</w:t>
+      </w:r>
+    </w:p>
+    <w:p>
+      <w:pPr>
+        <w:pStyle w:val="ListNumber"/>
+        <w:spacing w:after="80"/>
+        <w:ind w:left="408" w:hanging="255"/>
+      </w:pPr>
+      <w:r>
+        <w:rPr>
+          <w:rFonts w:ascii="Microsoft YaHei" w:hAnsi="Microsoft YaHei" w:eastAsia="Microsoft YaHei"/>
+          <w:b w:val="0"/>
+          <w:color w:val="000000"/>
+          <w:sz w:val="21"/>
+        </w:rPr>
+        <w:t>甜味与咸香形成平衡，减少连续食用时的甜腻感。</w:t>
+      </w:r>
+    </w:p>
+    <w:p>
+      <w:pPr>
+        <w:pStyle w:val="ListNumber"/>
+        <w:spacing w:after="80"/>
+        <w:ind w:left="408" w:hanging="255"/>
+      </w:pPr>
+      <w:r>
+        <w:rPr>
+          <w:rFonts w:ascii="Microsoft YaHei" w:hAnsi="Microsoft YaHei" w:eastAsia="Microsoft YaHei"/>
+          <w:b w:val="0"/>
+          <w:color w:val="000000"/>
+          <w:sz w:val="21"/>
+        </w:rPr>
+        <w:t>曲奇呈规整的金黄色圆片形态。</w:t>
+      </w:r>
+    </w:p>
+    <w:p>
+      <w:pPr>
+        <w:pStyle w:val="ListNumber"/>
+        <w:spacing w:after="80"/>
+        <w:ind w:left="408" w:hanging="255"/>
+      </w:pPr>
+      <w:r>
+        <w:rPr>
+          <w:rFonts w:ascii="Microsoft YaHei" w:hAnsi="Microsoft YaHei" w:eastAsia="Microsoft YaHei"/>
+          <w:b w:val="0"/>
+          <w:color w:val="000000"/>
+          <w:sz w:val="21"/>
+        </w:rPr>
+        <w:t>烘烤上色的边缘与中心形成色泽层次。</w:t>
+      </w:r>
+    </w:p>
+    <w:p>
+      <w:pPr>
+        <w:pStyle w:val="ListNumber"/>
+        <w:spacing w:after="80"/>
+        <w:ind w:left="408" w:hanging="255"/>
+      </w:pPr>
+      <w:r>
+        <w:rPr>
+          <w:rFonts w:ascii="Microsoft YaHei" w:hAnsi="Microsoft YaHei" w:eastAsia="Microsoft YaHei"/>
+          <w:b w:val="0"/>
+          <w:color w:val="000000"/>
+          <w:sz w:val="21"/>
+        </w:rPr>
+        <w:t>表面可直接看到细小芝士颗粒。</w:t>
+      </w:r>
+    </w:p>
+    <w:p>
+      <w:pPr>
+        <w:pStyle w:val="ListNumber"/>
+        <w:spacing w:after="80"/>
+        <w:ind w:left="408" w:hanging="255"/>
+      </w:pPr>
+      <w:r>
+        <w:rPr>
+          <w:rFonts w:ascii="Microsoft YaHei" w:hAnsi="Microsoft YaHei" w:eastAsia="Microsoft YaHei"/>
+          <w:b w:val="0"/>
+          <w:color w:val="000000"/>
+          <w:sz w:val="21"/>
+        </w:rPr>
+        <w:t>表面点缀的少量海盐晶体增加细节辨识度。</w:t>
+      </w:r>
+    </w:p>
+    <w:p>
+      <w:pPr>
+        <w:pStyle w:val="ListNumber"/>
+        <w:spacing w:after="80"/>
+        <w:ind w:left="408" w:hanging="255"/>
+      </w:pPr>
+      <w:r>
+        <w:rPr>
+          <w:rFonts w:ascii="Microsoft YaHei" w:hAnsi="Microsoft YaHei" w:eastAsia="Microsoft YaHei"/>
+          <w:b w:val="0"/>
+          <w:color w:val="000000"/>
+          <w:sz w:val="21"/>
+        </w:rPr>
+        <w:t>掰开曲奇后可观察内部细密酥松的断面。</w:t>
+      </w:r>
+    </w:p>
+    <w:p>
+      <w:pPr>
+        <w:pStyle w:val="ListNumber"/>
+        <w:spacing w:after="80"/>
+        <w:ind w:left="408" w:hanging="255"/>
+      </w:pPr>
+      <w:r>
+        <w:rPr>
+          <w:rFonts w:ascii="Microsoft YaHei" w:hAnsi="Microsoft YaHei" w:eastAsia="Microsoft YaHei"/>
+          <w:b w:val="0"/>
+          <w:color w:val="000000"/>
+          <w:sz w:val="21"/>
+        </w:rPr>
+        <w:t>小块圆片曲奇便于单手取食。</w:t>
+      </w:r>
+    </w:p>
+    <w:p>
+      <w:pPr>
+        <w:pStyle w:val="ListNumber"/>
+        <w:spacing w:after="80"/>
+        <w:ind w:left="408" w:hanging="255"/>
+      </w:pPr>
+      <w:r>
+        <w:rPr>
+          <w:rFonts w:ascii="Microsoft YaHei" w:hAnsi="Microsoft YaHei" w:eastAsia="Microsoft YaHei"/>
+          <w:b w:val="0"/>
+          <w:color w:val="000000"/>
+          <w:sz w:val="21"/>
+        </w:rPr>
+        <w:t>适合与咖啡搭配，用咸香与烘焙香衬托饮品。</w:t>
+      </w:r>
+    </w:p>
+    <w:p>
+      <w:pPr>
+        <w:pStyle w:val="ListNumber"/>
+        <w:spacing w:after="80"/>
+        <w:ind w:left="408" w:hanging="255"/>
+      </w:pPr>
+      <w:r>
+        <w:rPr>
+          <w:rFonts w:ascii="Microsoft YaHei" w:hAnsi="Microsoft YaHei" w:eastAsia="Microsoft YaHei"/>
+          <w:b w:val="0"/>
+          <w:color w:val="000000"/>
+          <w:sz w:val="21"/>
+        </w:rPr>
+        <w:t>适合与茶饮搭配作为午后茶点。</w:t>
+      </w:r>
+    </w:p>
+    <w:p>
+      <w:pPr>
+        <w:pStyle w:val="ListNumber"/>
+        <w:spacing w:after="80"/>
+        <w:ind w:left="408" w:hanging="255"/>
+      </w:pPr>
+      <w:r>
+        <w:rPr>
+          <w:rFonts w:ascii="Microsoft YaHei" w:hAnsi="Microsoft YaHei" w:eastAsia="Microsoft YaHei"/>
+          <w:b w:val="0"/>
+          <w:color w:val="000000"/>
+          <w:sz w:val="21"/>
+        </w:rPr>
+        <w:t>适合与牛奶搭配作为家庭小食。</w:t>
+      </w:r>
+    </w:p>
+    <w:p>
+      <w:pPr>
+        <w:pStyle w:val="ListNumber"/>
+        <w:spacing w:after="80"/>
+        <w:ind w:left="408" w:hanging="255"/>
+      </w:pPr>
+      <w:r>
+        <w:rPr>
+          <w:rFonts w:ascii="Microsoft YaHei" w:hAnsi="Microsoft YaHei" w:eastAsia="Microsoft YaHei"/>
+          <w:b w:val="0"/>
+          <w:color w:val="000000"/>
+          <w:sz w:val="21"/>
+        </w:rPr>
+        <w:t>180g 袋装适合办公室零食、家庭追剧或朋友分享。</w:t>
+      </w:r>
+    </w:p>
+    <w:p>
+      <w:pPr>
+        <w:pStyle w:val="ListNumber"/>
+        <w:spacing w:after="80"/>
+        <w:ind w:left="408" w:hanging="255"/>
+      </w:pPr>
+      <w:r>
+        <w:rPr>
+          <w:rFonts w:ascii="Microsoft YaHei" w:hAnsi="Microsoft YaHei" w:eastAsia="Microsoft YaHei"/>
+          <w:b w:val="0"/>
+          <w:color w:val="000000"/>
+          <w:sz w:val="21"/>
+        </w:rPr>
+        <w:t>规整圆片可在分享盘中堆叠或排列呈现。</w:t>
       </w:r>
     </w:p>
     <w:sectPr>
-      <w:footerReference w:type="default" r:id="rId9"/>
       <w:pgSz w:w="11906" w:h="16838"/>
-      <w:pgMar w:top="1020" w:right="1247" w:bottom="1020" w:left="1247" w:header="454" w:footer="454" w:gutter="0"/>
+      <w:pgMar w:top="1020" w:right="1191" w:bottom="1020" w:left="1191" w:header="720" w:footer="720" w:gutter="0"/>
       <w:cols w:space="720"/>
       <w:docGrid w:linePitch="360"/>
     </w:sectPr>
   </w:body>
 </w:document>
-</file>
-
-<file path=word/footer1.xml><?xml version="1.0" encoding="utf-8"?>
-<w:ftr xmlns:m="http://schemas.openxmlformats.org/officeDocument/2006/math" xmlns:mc="http://schemas.openxmlformats.org/markup-compatibility/2006" xmlns:mo="http://schemas.microsoft.com/office/mac/office/2008/main" xmlns:mv="urn:schemas-microsoft-com:mac:vml" xmlns:o="urn:schemas-microsoft-com:office:office" xmlns:r="http://schemas.openxmlformats.org/officeDocument/2006/relationships" xmlns:v="urn:schemas-microsoft-com:vml" xmlns:w10="urn:schemas-microsoft-com:office:word" xmlns:w14="http://schemas.microsoft.com/office/word/2010/wordml" xmlns:w="http://schemas.openxmlformats.org/wordprocessingml/2006/main" xmlns:wne="http://schemas.microsoft.com/office/word/2006/wordml" xmlns:wp14="http://schemas.microsoft.com/office/word/2010/wordprocessingDrawing" xmlns:wp="http://schemas.openxmlformats.org/drawingml/2006/wordprocessingDrawing" xmlns:wpc="http://schemas.microsoft.com/office/word/2010/wordprocessingCanvas" xmlns:wpg="http://schemas.microsoft.com/office/word/2010/wordprocessingGroup" xmlns:wpi="http://schemas.microsoft.com/office/word/2010/wordprocessingInk" xmlns:wps="http://schemas.microsoft.com/office/word/2010/wordprocessingShape" mc:Ignorable="w14 wp14">
-  <w:p>
-    <w:pPr>
-      <w:pStyle w:val="Footer"/>
-      <w:jc w:val="center"/>
-    </w:pPr>
-    <w:r>
-      <w:rPr>
-        <w:rFonts w:ascii="Microsoft YaHei" w:hAnsi="Microsoft YaHei" w:eastAsia="Microsoft YaHei"/>
-        <w:b w:val="0"/>
-        <w:color w:val="98A2B3"/>
-        <w:sz w:val="17"/>
-      </w:rPr>
-      <w:t>广式三七瘦腊肠 · 产品素材制作信息</w:t>
-    </w:r>
-  </w:p>
-</w:ftr>
 </file>
 
 <file path=word/numbering.xml><?xml version="1.0" encoding="utf-8"?>
@@ -902,11 +939,10 @@
     <w:qFormat/>
     <w:rsid w:val="00FC693F"/>
     <w:pPr>
-      <w:spacing w:after="120" w:line="348" w:lineRule="auto"/>
+      <w:spacing w:after="100" w:line="283" w:lineRule="auto"/>
     </w:pPr>
     <w:rPr>
       <w:rFonts w:ascii="Microsoft YaHei" w:hAnsi="Microsoft YaHei" w:eastAsia="Microsoft YaHei"/>
-      <w:color w:val="253247"/>
       <w:sz w:val="21"/>
     </w:rPr>
   </w:style>
@@ -965,14 +1001,14 @@
     <w:pPr>
       <w:keepNext/>
       <w:keepLines/>
-      <w:spacing w:before="320" w:after="160"/>
+      <w:spacing w:before="240" w:after="100"/>
       <w:outlineLvl w:val="0"/>
     </w:pPr>
     <w:rPr>
       <w:rFonts w:asciiTheme="majorHAnsi" w:eastAsiaTheme="majorEastAsia" w:hAnsiTheme="majorHAnsi" w:cstheme="majorBidi" w:ascii="Microsoft YaHei" w:hAnsi="Microsoft YaHei" w:eastAsia="Microsoft YaHei"/>
       <w:b/>
       <w:bCs/>
-      <w:color w:val="8A351E"/>
+      <w:color w:val="000000"/>
       <w:sz w:val="30"/>
       <w:szCs w:val="28"/>
     </w:rPr>
@@ -989,15 +1025,15 @@
     <w:pPr>
       <w:keepNext/>
       <w:keepLines/>
-      <w:spacing w:before="200" w:after="60"/>
+      <w:spacing w:before="140" w:after="100"/>
       <w:outlineLvl w:val="1"/>
     </w:pPr>
     <w:rPr>
       <w:rFonts w:asciiTheme="majorHAnsi" w:eastAsiaTheme="majorEastAsia" w:hAnsiTheme="majorHAnsi" w:cstheme="majorBidi" w:ascii="Microsoft YaHei" w:hAnsi="Microsoft YaHei" w:eastAsia="Microsoft YaHei"/>
       <w:b/>
       <w:bCs/>
-      <w:color w:val="253247"/>
-      <w:sz w:val="23"/>
+      <w:color w:val="000000"/>
+      <w:sz w:val="22"/>
       <w:szCs w:val="26"/>
     </w:rPr>
   </w:style>
@@ -1254,15 +1290,16 @@
       <w:pBdr>
         <w:bottom w:val="single" w:sz="8" w:space="4" w:color="4F81BD" w:themeColor="accent1"/>
       </w:pBdr>
-      <w:spacing w:after="300" w:line="240" w:lineRule="auto"/>
+      <w:spacing w:after="100" w:line="240" w:lineRule="auto"/>
       <w:contextualSpacing/>
     </w:pPr>
     <w:rPr>
-      <w:rFonts w:asciiTheme="majorHAnsi" w:eastAsiaTheme="majorEastAsia" w:hAnsiTheme="majorHAnsi" w:cstheme="majorBidi"/>
-      <w:color w:val="17365D" w:themeColor="text2" w:themeShade="BF"/>
+      <w:rFonts w:asciiTheme="majorHAnsi" w:eastAsiaTheme="majorEastAsia" w:hAnsiTheme="majorHAnsi" w:cstheme="majorBidi" w:ascii="Microsoft YaHei" w:hAnsi="Microsoft YaHei" w:eastAsia="Microsoft YaHei"/>
+      <w:b/>
+      <w:color w:val="000000"/>
       <w:spacing w:val="5"/>
       <w:kern w:val="28"/>
-      <w:sz w:val="52"/>
+      <w:sz w:val="44"/>
       <w:szCs w:val="52"/>
     </w:rPr>
   </w:style>
@@ -1436,15 +1473,8 @@
       <w:numPr>
         <w:numId w:val="1"/>
       </w:numPr>
-      <w:spacing w:after="60" w:line="324" w:lineRule="auto"/>
-      <w:ind w:left="510" w:hanging="198"/>
       <w:contextualSpacing/>
     </w:pPr>
-    <w:rPr>
-      <w:rFonts w:ascii="Microsoft YaHei" w:hAnsi="Microsoft YaHei" w:eastAsia="Microsoft YaHei"/>
-      <w:color w:val="253247"/>
-      <w:sz w:val="21"/>
-    </w:rPr>
   </w:style>
   <w:style w:type="paragraph" w:styleId="ListBullet2">
     <w:name w:val="List Bullet 2"/>
@@ -12599,16 +12629,14 @@
       </w:tcPr>
     </w:tblStylePr>
   </w:style>
-  <w:style w:type="paragraph" w:customStyle="1" w:styleId="FieldValue">
-    <w:name w:val="Field Value"/>
-    <w:basedOn w:val="Normal"/>
-    <w:pPr>
-      <w:spacing w:after="120"/>
-      <w:ind w:left="255"/>
+  <w:style w:type="paragraph" w:customStyle="1" w:styleId="DocumentSubtitle">
+    <w:name w:val="Document Subtitle"/>
+    <w:pPr>
+      <w:spacing w:after="160"/>
     </w:pPr>
     <w:rPr>
       <w:rFonts w:ascii="Microsoft YaHei" w:hAnsi="Microsoft YaHei" w:eastAsia="Microsoft YaHei"/>
-      <w:color w:val="253247"/>
+      <w:color w:val="596375"/>
       <w:sz w:val="21"/>
     </w:rPr>
   </w:style>

--- a/素材/效果类项目素材/海盐芝士曲奇/海盐芝士曲奇资料包.docx
+++ b/素材/效果类项目素材/海盐芝士曲奇/海盐芝士曲奇资料包.docx
@@ -344,225 +344,441 @@
     <w:p>
       <w:pPr>
         <w:pStyle w:val="ListNumber"/>
-        <w:spacing w:after="80"/>
-        <w:ind w:left="408" w:hanging="255"/>
+        <w:keepNext w:val="0"/>
+        <w:keepLines w:val="0"/>
+        <w:widowControl/>
       </w:pPr>
       <w:r>
-        <w:rPr>
-          <w:rFonts w:ascii="Microsoft YaHei" w:hAnsi="Microsoft YaHei" w:eastAsia="Microsoft YaHei"/>
-          <w:b w:val="0"/>
-          <w:color w:val="000000"/>
-          <w:sz w:val="21"/>
-        </w:rPr>
-        <w:t>海盐与芝士组成鲜明的咸香风味。</w:t>
+        <w:t>海盐与芝士共同构成曲奇的咸香风味</w:t>
       </w:r>
     </w:p>
     <w:p>
       <w:pPr>
         <w:pStyle w:val="ListNumber"/>
-        <w:spacing w:after="80"/>
-        <w:ind w:left="408" w:hanging="255"/>
+        <w:keepNext w:val="0"/>
+        <w:keepLines w:val="0"/>
+        <w:widowControl/>
       </w:pPr>
       <w:r>
-        <w:rPr>
-          <w:rFonts w:ascii="Microsoft YaHei" w:hAnsi="Microsoft YaHei" w:eastAsia="Microsoft YaHei"/>
-          <w:b w:val="0"/>
-          <w:color w:val="000000"/>
-          <w:sz w:val="21"/>
-        </w:rPr>
-        <w:t>黄油烘焙形成酥松口感。</w:t>
+        <w:t>黄油烘焙形成酥松的曲奇质地</w:t>
       </w:r>
     </w:p>
     <w:p>
       <w:pPr>
         <w:pStyle w:val="ListNumber"/>
-        <w:spacing w:after="80"/>
-        <w:ind w:left="408" w:hanging="255"/>
+        <w:keepNext w:val="0"/>
+        <w:keepLines w:val="0"/>
+        <w:widowControl/>
       </w:pPr>
       <w:r>
-        <w:rPr>
-          <w:rFonts w:ascii="Microsoft YaHei" w:hAnsi="Microsoft YaHei" w:eastAsia="Microsoft YaHei"/>
-          <w:b w:val="0"/>
-          <w:color w:val="000000"/>
-          <w:sz w:val="21"/>
-        </w:rPr>
-        <w:t>甜味与咸香形成平衡，减少连续食用时的甜腻感。</w:t>
+        <w:t>甜味与咸香保持平衡，减少单一甜味带来的腻感</w:t>
       </w:r>
     </w:p>
     <w:p>
       <w:pPr>
         <w:pStyle w:val="ListNumber"/>
-        <w:spacing w:after="80"/>
-        <w:ind w:left="408" w:hanging="255"/>
+        <w:keepNext w:val="0"/>
+        <w:keepLines w:val="0"/>
+        <w:widowControl/>
       </w:pPr>
       <w:r>
-        <w:rPr>
-          <w:rFonts w:ascii="Microsoft YaHei" w:hAnsi="Microsoft YaHei" w:eastAsia="Microsoft YaHei"/>
-          <w:b w:val="0"/>
-          <w:color w:val="000000"/>
-          <w:sz w:val="21"/>
-        </w:rPr>
-        <w:t>曲奇呈规整的金黄色圆片形态。</w:t>
+        <w:t>曲奇呈规整的金黄色圆片形态</w:t>
       </w:r>
     </w:p>
     <w:p>
       <w:pPr>
         <w:pStyle w:val="ListNumber"/>
-        <w:spacing w:after="80"/>
-        <w:ind w:left="408" w:hanging="255"/>
+        <w:keepNext w:val="0"/>
+        <w:keepLines w:val="0"/>
+        <w:widowControl/>
       </w:pPr>
       <w:r>
-        <w:rPr>
-          <w:rFonts w:ascii="Microsoft YaHei" w:hAnsi="Microsoft YaHei" w:eastAsia="Microsoft YaHei"/>
-          <w:b w:val="0"/>
-          <w:color w:val="000000"/>
-          <w:sz w:val="21"/>
-        </w:rPr>
-        <w:t>烘烤上色的边缘与中心形成色泽层次。</w:t>
+        <w:t>烘烤上色的边缘与中心形成深浅色泽层次</w:t>
       </w:r>
     </w:p>
     <w:p>
       <w:pPr>
         <w:pStyle w:val="ListNumber"/>
-        <w:spacing w:after="80"/>
-        <w:ind w:left="408" w:hanging="255"/>
+        <w:keepNext w:val="0"/>
+        <w:keepLines w:val="0"/>
+        <w:widowControl/>
       </w:pPr>
       <w:r>
-        <w:rPr>
-          <w:rFonts w:ascii="Microsoft YaHei" w:hAnsi="Microsoft YaHei" w:eastAsia="Microsoft YaHei"/>
-          <w:b w:val="0"/>
-          <w:color w:val="000000"/>
-          <w:sz w:val="21"/>
-        </w:rPr>
-        <w:t>表面可直接看到细小芝士颗粒。</w:t>
+        <w:t>曲奇表面可直接看到细小芝士颗粒</w:t>
       </w:r>
     </w:p>
     <w:p>
       <w:pPr>
         <w:pStyle w:val="ListNumber"/>
-        <w:spacing w:after="80"/>
-        <w:ind w:left="408" w:hanging="255"/>
+        <w:keepNext w:val="0"/>
+        <w:keepLines w:val="0"/>
+        <w:widowControl/>
       </w:pPr>
       <w:r>
-        <w:rPr>
-          <w:rFonts w:ascii="Microsoft YaHei" w:hAnsi="Microsoft YaHei" w:eastAsia="Microsoft YaHei"/>
-          <w:b w:val="0"/>
-          <w:color w:val="000000"/>
-          <w:sz w:val="21"/>
-        </w:rPr>
-        <w:t>表面点缀的少量海盐晶体增加细节辨识度。</w:t>
+        <w:t>表面点缀的少量海盐晶体形成可辨认的细节</w:t>
       </w:r>
     </w:p>
     <w:p>
       <w:pPr>
         <w:pStyle w:val="ListNumber"/>
-        <w:spacing w:after="80"/>
-        <w:ind w:left="408" w:hanging="255"/>
+        <w:keepNext w:val="0"/>
+        <w:keepLines w:val="0"/>
+        <w:widowControl/>
       </w:pPr>
       <w:r>
-        <w:rPr>
-          <w:rFonts w:ascii="Microsoft YaHei" w:hAnsi="Microsoft YaHei" w:eastAsia="Microsoft YaHei"/>
-          <w:b w:val="0"/>
-          <w:color w:val="000000"/>
-          <w:sz w:val="21"/>
-        </w:rPr>
-        <w:t>掰开曲奇后可观察内部细密酥松的断面。</w:t>
+        <w:t>掰开曲奇后可观察内部细密酥松的断面</w:t>
       </w:r>
     </w:p>
     <w:p>
       <w:pPr>
         <w:pStyle w:val="ListNumber"/>
-        <w:spacing w:after="80"/>
-        <w:ind w:left="408" w:hanging="255"/>
+        <w:keepNext w:val="0"/>
+        <w:keepLines w:val="0"/>
+        <w:widowControl/>
       </w:pPr>
       <w:r>
-        <w:rPr>
-          <w:rFonts w:ascii="Microsoft YaHei" w:hAnsi="Microsoft YaHei" w:eastAsia="Microsoft YaHei"/>
-          <w:b w:val="0"/>
-          <w:color w:val="000000"/>
-          <w:sz w:val="21"/>
-        </w:rPr>
-        <w:t>小块圆片曲奇便于单手取食。</w:t>
+        <w:t>掰开时产生的细小碎屑可直观表现酥松状态</w:t>
       </w:r>
     </w:p>
     <w:p>
       <w:pPr>
         <w:pStyle w:val="ListNumber"/>
-        <w:spacing w:after="80"/>
-        <w:ind w:left="408" w:hanging="255"/>
+        <w:keepNext w:val="0"/>
+        <w:keepLines w:val="0"/>
+        <w:widowControl/>
       </w:pPr>
       <w:r>
-        <w:rPr>
-          <w:rFonts w:ascii="Microsoft YaHei" w:hAnsi="Microsoft YaHei" w:eastAsia="Microsoft YaHei"/>
-          <w:b w:val="0"/>
-          <w:color w:val="000000"/>
-          <w:sz w:val="21"/>
-        </w:rPr>
-        <w:t>适合与咖啡搭配，用咸香与烘焙香衬托饮品。</w:t>
+        <w:t>轻咬后断口边缘可看到层层松散的组织</w:t>
       </w:r>
     </w:p>
     <w:p>
       <w:pPr>
         <w:pStyle w:val="ListNumber"/>
-        <w:spacing w:after="80"/>
-        <w:ind w:left="408" w:hanging="255"/>
+        <w:keepNext w:val="0"/>
+        <w:keepLines w:val="0"/>
+        <w:widowControl/>
       </w:pPr>
       <w:r>
-        <w:rPr>
-          <w:rFonts w:ascii="Microsoft YaHei" w:hAnsi="Microsoft YaHei" w:eastAsia="Microsoft YaHei"/>
-          <w:b w:val="0"/>
-          <w:color w:val="000000"/>
-          <w:sz w:val="21"/>
-        </w:rPr>
-        <w:t>适合与茶饮搭配作为午后茶点。</w:t>
+        <w:t>小块圆片曲奇便于单手取食</w:t>
       </w:r>
     </w:p>
     <w:p>
       <w:pPr>
         <w:pStyle w:val="ListNumber"/>
-        <w:spacing w:after="80"/>
-        <w:ind w:left="408" w:hanging="255"/>
+        <w:keepNext w:val="0"/>
+        <w:keepLines w:val="0"/>
+        <w:widowControl/>
       </w:pPr>
       <w:r>
-        <w:rPr>
-          <w:rFonts w:ascii="Microsoft YaHei" w:hAnsi="Microsoft YaHei" w:eastAsia="Microsoft YaHei"/>
-          <w:b w:val="0"/>
-          <w:color w:val="000000"/>
-          <w:sz w:val="21"/>
-        </w:rPr>
-        <w:t>适合与牛奶搭配作为家庭小食。</w:t>
+        <w:t>180g 袋装适合分次取用和桌面分享</w:t>
       </w:r>
     </w:p>
     <w:p>
       <w:pPr>
         <w:pStyle w:val="ListNumber"/>
-        <w:spacing w:after="80"/>
-        <w:ind w:left="408" w:hanging="255"/>
+        <w:keepNext w:val="0"/>
+        <w:keepLines w:val="0"/>
+        <w:widowControl/>
       </w:pPr>
       <w:r>
-        <w:rPr>
-          <w:rFonts w:ascii="Microsoft YaHei" w:hAnsi="Microsoft YaHei" w:eastAsia="Microsoft YaHei"/>
-          <w:b w:val="0"/>
-          <w:color w:val="000000"/>
-          <w:sz w:val="21"/>
-        </w:rPr>
-        <w:t>180g 袋装适合办公室零食、家庭追剧或朋友分享。</w:t>
+        <w:t>打开包装后可直接把曲奇倒入分享盘</w:t>
       </w:r>
     </w:p>
     <w:p>
       <w:pPr>
         <w:pStyle w:val="ListNumber"/>
-        <w:spacing w:after="80"/>
-        <w:ind w:left="408" w:hanging="255"/>
+        <w:keepNext w:val="0"/>
+        <w:keepLines w:val="0"/>
+        <w:widowControl/>
       </w:pPr>
       <w:r>
-        <w:rPr>
-          <w:rFonts w:ascii="Microsoft YaHei" w:hAnsi="Microsoft YaHei" w:eastAsia="Microsoft YaHei"/>
-          <w:b w:val="0"/>
-          <w:color w:val="000000"/>
-          <w:sz w:val="21"/>
-        </w:rPr>
-        <w:t>规整圆片可在分享盘中堆叠或排列呈现。</w:t>
+        <w:t>多片曲奇可在盘中整齐排列形成圆形图案</w:t>
+      </w:r>
+    </w:p>
+    <w:p>
+      <w:pPr>
+        <w:pStyle w:val="ListNumber"/>
+        <w:keepNext w:val="0"/>
+        <w:keepLines w:val="0"/>
+        <w:widowControl/>
+      </w:pPr>
+      <w:r>
+        <w:t>曲奇可上下堆叠展示统一的厚度与尺寸</w:t>
+      </w:r>
+    </w:p>
+    <w:p>
+      <w:pPr>
+        <w:pStyle w:val="ListNumber"/>
+        <w:keepNext w:val="0"/>
+        <w:keepLines w:val="0"/>
+        <w:widowControl/>
+      </w:pPr>
+      <w:r>
+        <w:t>完整曲奇与掰开断面可并列展示外形和内部质地</w:t>
+      </w:r>
+    </w:p>
+    <w:p>
+      <w:pPr>
+        <w:pStyle w:val="ListNumber"/>
+        <w:keepNext w:val="0"/>
+        <w:keepLines w:val="0"/>
+        <w:widowControl/>
+      </w:pPr>
+      <w:r>
+        <w:t>金黄色曲奇放在白色餐盘上可突出烘烤色泽</w:t>
+      </w:r>
+    </w:p>
+    <w:p>
+      <w:pPr>
+        <w:pStyle w:val="ListNumber"/>
+        <w:keepNext w:val="0"/>
+        <w:keepLines w:val="0"/>
+        <w:widowControl/>
+      </w:pPr>
+      <w:r>
+        <w:t>深色桌面可衬托海盐晶体和芝士颗粒</w:t>
+      </w:r>
+    </w:p>
+    <w:p>
+      <w:pPr>
+        <w:pStyle w:val="ListNumber"/>
+        <w:keepNext w:val="0"/>
+        <w:keepLines w:val="0"/>
+        <w:widowControl/>
+      </w:pPr>
+      <w:r>
+        <w:t>侧光可突出曲奇边缘的烘烤纹理</w:t>
+      </w:r>
+    </w:p>
+    <w:p>
+      <w:pPr>
+        <w:pStyle w:val="ListNumber"/>
+        <w:keepNext w:val="0"/>
+        <w:keepLines w:val="0"/>
+        <w:widowControl/>
+      </w:pPr>
+      <w:r>
+        <w:t>微距可清楚呈现芝士颗粒的分布</w:t>
+      </w:r>
+    </w:p>
+    <w:p>
+      <w:pPr>
+        <w:pStyle w:val="ListNumber"/>
+        <w:keepNext w:val="0"/>
+        <w:keepLines w:val="0"/>
+        <w:widowControl/>
+      </w:pPr>
+      <w:r>
+        <w:t>微距可捕捉海盐晶体在表面的细小反光</w:t>
+      </w:r>
+    </w:p>
+    <w:p>
+      <w:pPr>
+        <w:pStyle w:val="ListNumber"/>
+        <w:keepNext w:val="0"/>
+        <w:keepLines w:val="0"/>
+        <w:widowControl/>
+      </w:pPr>
+      <w:r>
+        <w:t>从袋中取出一片曲奇可展示包装与实物比例</w:t>
+      </w:r>
+    </w:p>
+    <w:p>
+      <w:pPr>
+        <w:pStyle w:val="ListNumber"/>
+        <w:keepNext w:val="0"/>
+        <w:keepLines w:val="0"/>
+        <w:widowControl/>
+      </w:pPr>
+      <w:r>
+        <w:t>手指掰开曲奇可形成完整的酥松断裂动作</w:t>
+      </w:r>
+    </w:p>
+    <w:p>
+      <w:pPr>
+        <w:pStyle w:val="ListNumber"/>
+        <w:keepNext w:val="0"/>
+        <w:keepLines w:val="0"/>
+        <w:widowControl/>
+      </w:pPr>
+      <w:r>
+        <w:t>碎屑落在盘面时可强化刚掰开的酥脆感</w:t>
+      </w:r>
+    </w:p>
+    <w:p>
+      <w:pPr>
+        <w:pStyle w:val="ListNumber"/>
+        <w:keepNext w:val="0"/>
+        <w:keepLines w:val="0"/>
+        <w:widowControl/>
+      </w:pPr>
+      <w:r>
+        <w:t>曲奇与咖啡同盘可形成咸香烘焙点心组合</w:t>
+      </w:r>
+    </w:p>
+    <w:p>
+      <w:pPr>
+        <w:pStyle w:val="ListNumber"/>
+        <w:keepNext w:val="0"/>
+        <w:keepLines w:val="0"/>
+        <w:widowControl/>
+      </w:pPr>
+      <w:r>
+        <w:t>曲奇与热茶同桌可作为午后茶点</w:t>
+      </w:r>
+    </w:p>
+    <w:p>
+      <w:pPr>
+        <w:pStyle w:val="ListNumber"/>
+        <w:keepNext w:val="0"/>
+        <w:keepLines w:val="0"/>
+        <w:widowControl/>
+      </w:pPr>
+      <w:r>
+        <w:t>曲奇与牛奶同框可作为家庭日常小食</w:t>
+      </w:r>
+    </w:p>
+    <w:p>
+      <w:pPr>
+        <w:pStyle w:val="ListNumber"/>
+        <w:keepNext w:val="0"/>
+        <w:keepLines w:val="0"/>
+        <w:widowControl/>
+      </w:pPr>
+      <w:r>
+        <w:t>曲奇可蘸入牛奶后再取出形成简单食用动作</w:t>
+      </w:r>
+    </w:p>
+    <w:p>
+      <w:pPr>
+        <w:pStyle w:val="ListNumber"/>
+        <w:keepNext w:val="0"/>
+        <w:keepLines w:val="0"/>
+        <w:widowControl/>
+      </w:pPr>
+      <w:r>
+        <w:t>办公室桌面可从包装中取出一片作为工作间隙零食</w:t>
+      </w:r>
+    </w:p>
+    <w:p>
+      <w:pPr>
+        <w:pStyle w:val="ListNumber"/>
+        <w:keepNext w:val="0"/>
+        <w:keepLines w:val="0"/>
+        <w:widowControl/>
+      </w:pPr>
+      <w:r>
+        <w:t>家庭追剧时可把曲奇倒入小碗随手取食</w:t>
+      </w:r>
+    </w:p>
+    <w:p>
+      <w:pPr>
+        <w:pStyle w:val="ListNumber"/>
+        <w:keepNext w:val="0"/>
+        <w:keepLines w:val="0"/>
+        <w:widowControl/>
+      </w:pPr>
+      <w:r>
+        <w:t>朋友分享时可从同一餐盘分别拿取曲奇</w:t>
+      </w:r>
+    </w:p>
+    <w:p>
+      <w:pPr>
+        <w:pStyle w:val="ListNumber"/>
+        <w:keepNext w:val="0"/>
+        <w:keepLines w:val="0"/>
+        <w:widowControl/>
+      </w:pPr>
+      <w:r>
+        <w:t>午餐盒中可单独放入几片曲奇作为便携点心</w:t>
+      </w:r>
+    </w:p>
+    <w:p>
+      <w:pPr>
+        <w:pStyle w:val="ListNumber"/>
+        <w:keepNext w:val="0"/>
+        <w:keepLines w:val="0"/>
+        <w:widowControl/>
+      </w:pPr>
+      <w:r>
+        <w:t>野餐桌面可用小盘盛放曲奇进行多人分享</w:t>
+      </w:r>
+    </w:p>
+    <w:p>
+      <w:pPr>
+        <w:pStyle w:val="ListNumber"/>
+        <w:keepNext w:val="0"/>
+        <w:keepLines w:val="0"/>
+        <w:widowControl/>
+      </w:pPr>
+      <w:r>
+        <w:t>俯拍可展示多片圆形曲奇的规则排列</w:t>
+      </w:r>
+    </w:p>
+    <w:p>
+      <w:pPr>
+        <w:pStyle w:val="ListNumber"/>
+        <w:keepNext w:val="0"/>
+        <w:keepLines w:val="0"/>
+        <w:widowControl/>
+      </w:pPr>
+      <w:r>
+        <w:t>侧拍可展示曲奇厚度和烘烤边缘</w:t>
+      </w:r>
+    </w:p>
+    <w:p>
+      <w:pPr>
+        <w:pStyle w:val="ListNumber"/>
+        <w:keepNext w:val="0"/>
+        <w:keepLines w:val="0"/>
+        <w:widowControl/>
+      </w:pPr>
+      <w:r>
+        <w:t>慢动作掰开可突出断裂瞬间与碎屑飞散</w:t>
+      </w:r>
+    </w:p>
+    <w:p>
+      <w:pPr>
+        <w:pStyle w:val="ListNumber"/>
+        <w:keepNext w:val="0"/>
+        <w:keepLines w:val="0"/>
+        <w:widowControl/>
+      </w:pPr>
+      <w:r>
+        <w:t>包装袋、完整曲奇和断面可形成三层产品信息画面</w:t>
+      </w:r>
+    </w:p>
+    <w:p>
+      <w:pPr>
+        <w:pStyle w:val="ListNumber"/>
+        <w:keepNext w:val="0"/>
+        <w:keepLines w:val="0"/>
+        <w:widowControl/>
+      </w:pPr>
+      <w:r>
+        <w:t>从开袋、倒出到拿取可形成完整食用前流程</w:t>
+      </w:r>
+    </w:p>
+    <w:p>
+      <w:pPr>
+        <w:pStyle w:val="ListNumber"/>
+        <w:keepNext w:val="0"/>
+        <w:keepLines w:val="0"/>
+        <w:widowControl/>
+      </w:pPr>
+      <w:r>
+        <w:t>从完整圆片、掰开到入口可形成连续取食动作</w:t>
+      </w:r>
+    </w:p>
+    <w:p>
+      <w:pPr>
+        <w:pStyle w:val="ListNumber"/>
+        <w:keepNext w:val="0"/>
+        <w:keepLines w:val="0"/>
+        <w:widowControl/>
+      </w:pPr>
+      <w:r>
+        <w:t>同一盘曲奇可通过堆叠、平铺和掰开展示不同形态</w:t>
       </w:r>
     </w:p>
     <w:sectPr>
@@ -1287,9 +1503,6 @@
     <w:qFormat/>
     <w:rsid w:val="00FC693F"/>
     <w:pPr>
-      <w:pBdr>
-        <w:bottom w:val="single" w:sz="8" w:space="4" w:color="4F81BD" w:themeColor="accent1"/>
-      </w:pBdr>
       <w:spacing w:after="100" w:line="240" w:lineRule="auto"/>
       <w:contextualSpacing/>
     </w:pPr>
